--- a/PhamMinhTrong - KiemThu.docx
+++ b/PhamMinhTrong - KiemThu.docx
@@ -121,15 +121,7 @@
           <w:sz w:val="22"/>
           <w:szCs w:val="22"/>
         </w:rPr>
-        <w:t>Chức năng Wishlist có 4 trạng thái chính</w:t>
-      </w:r>
-      <w:r>
-        <w:rPr>
-          <w:rFonts w:ascii="Arial" w:eastAsia="Arial" w:hAnsi="Arial" w:cs="Arial"/>
-          <w:sz w:val="22"/>
-          <w:szCs w:val="22"/>
-        </w:rPr>
-        <w:t>:</w:t>
+        <w:t>Chức năng Wishlist có 4 trạng thái chính:</w:t>
       </w:r>
     </w:p>
     <w:tbl>
@@ -155,12 +147,6 @@
         <w:gridCol w:w="4660"/>
       </w:tblGrid>
       <w:tr>
-        <w:tblPrEx>
-          <w:tblCellMar>
-            <w:top w:w="0" w:type="dxa"/>
-            <w:bottom w:w="0" w:type="dxa"/>
-          </w:tblCellMar>
-        </w:tblPrEx>
         <w:trPr>
           <w:tblHeader/>
         </w:trPr>
@@ -307,12 +293,6 @@
         </w:tc>
       </w:tr>
       <w:tr>
-        <w:tblPrEx>
-          <w:tblCellMar>
-            <w:top w:w="0" w:type="dxa"/>
-            <w:bottom w:w="0" w:type="dxa"/>
-          </w:tblCellMar>
-        </w:tblPrEx>
         <w:tc>
           <w:tcPr>
             <w:tcW w:w="1200" w:type="dxa"/>
@@ -454,12 +434,6 @@
         </w:tc>
       </w:tr>
       <w:tr>
-        <w:tblPrEx>
-          <w:tblCellMar>
-            <w:top w:w="0" w:type="dxa"/>
-            <w:bottom w:w="0" w:type="dxa"/>
-          </w:tblCellMar>
-        </w:tblPrEx>
         <w:tc>
           <w:tcPr>
             <w:tcW w:w="1200" w:type="dxa"/>
@@ -601,12 +575,6 @@
         </w:tc>
       </w:tr>
       <w:tr>
-        <w:tblPrEx>
-          <w:tblCellMar>
-            <w:top w:w="0" w:type="dxa"/>
-            <w:bottom w:w="0" w:type="dxa"/>
-          </w:tblCellMar>
-        </w:tblPrEx>
         <w:tc>
           <w:tcPr>
             <w:tcW w:w="1200" w:type="dxa"/>
@@ -748,12 +716,6 @@
         </w:tc>
       </w:tr>
       <w:tr>
-        <w:tblPrEx>
-          <w:tblCellMar>
-            <w:top w:w="0" w:type="dxa"/>
-            <w:bottom w:w="0" w:type="dxa"/>
-          </w:tblCellMar>
-        </w:tblPrEx>
         <w:tc>
           <w:tcPr>
             <w:tcW w:w="1200" w:type="dxa"/>
@@ -951,12 +913,6 @@
         <w:gridCol w:w="2006"/>
       </w:tblGrid>
       <w:tr>
-        <w:tblPrEx>
-          <w:tblCellMar>
-            <w:top w:w="0" w:type="dxa"/>
-            <w:bottom w:w="0" w:type="dxa"/>
-          </w:tblCellMar>
-        </w:tblPrEx>
         <w:trPr>
           <w:tblHeader/>
         </w:trPr>
@@ -1197,12 +1153,6 @@
         </w:tc>
       </w:tr>
       <w:tr>
-        <w:tblPrEx>
-          <w:tblCellMar>
-            <w:top w:w="0" w:type="dxa"/>
-            <w:bottom w:w="0" w:type="dxa"/>
-          </w:tblCellMar>
-        </w:tblPrEx>
         <w:tc>
           <w:tcPr>
             <w:tcW w:w="1700" w:type="dxa"/>
@@ -1430,12 +1380,6 @@
         </w:tc>
       </w:tr>
       <w:tr>
-        <w:tblPrEx>
-          <w:tblCellMar>
-            <w:top w:w="0" w:type="dxa"/>
-            <w:bottom w:w="0" w:type="dxa"/>
-          </w:tblCellMar>
-        </w:tblPrEx>
         <w:tc>
           <w:tcPr>
             <w:tcW w:w="1700" w:type="dxa"/>
@@ -1663,12 +1607,6 @@
         </w:tc>
       </w:tr>
       <w:tr>
-        <w:tblPrEx>
-          <w:tblCellMar>
-            <w:top w:w="0" w:type="dxa"/>
-            <w:bottom w:w="0" w:type="dxa"/>
-          </w:tblCellMar>
-        </w:tblPrEx>
         <w:tc>
           <w:tcPr>
             <w:tcW w:w="1700" w:type="dxa"/>
@@ -1896,12 +1834,6 @@
         </w:tc>
       </w:tr>
       <w:tr>
-        <w:tblPrEx>
-          <w:tblCellMar>
-            <w:top w:w="0" w:type="dxa"/>
-            <w:bottom w:w="0" w:type="dxa"/>
-          </w:tblCellMar>
-        </w:tblPrEx>
         <w:tc>
           <w:tcPr>
             <w:tcW w:w="1700" w:type="dxa"/>
@@ -2129,12 +2061,6 @@
         </w:tc>
       </w:tr>
       <w:tr>
-        <w:tblPrEx>
-          <w:tblCellMar>
-            <w:top w:w="0" w:type="dxa"/>
-            <w:bottom w:w="0" w:type="dxa"/>
-          </w:tblCellMar>
-        </w:tblPrEx>
         <w:tc>
           <w:tcPr>
             <w:tcW w:w="1700" w:type="dxa"/>
@@ -2362,12 +2288,6 @@
         </w:tc>
       </w:tr>
       <w:tr>
-        <w:tblPrEx>
-          <w:tblCellMar>
-            <w:top w:w="0" w:type="dxa"/>
-            <w:bottom w:w="0" w:type="dxa"/>
-          </w:tblCellMar>
-        </w:tblPrEx>
         <w:tc>
           <w:tcPr>
             <w:tcW w:w="1700" w:type="dxa"/>
@@ -2595,12 +2515,6 @@
         </w:tc>
       </w:tr>
       <w:tr>
-        <w:tblPrEx>
-          <w:tblCellMar>
-            <w:top w:w="0" w:type="dxa"/>
-            <w:bottom w:w="0" w:type="dxa"/>
-          </w:tblCellMar>
-        </w:tblPrEx>
         <w:tc>
           <w:tcPr>
             <w:tcW w:w="1700" w:type="dxa"/>
@@ -2828,12 +2742,6 @@
         </w:tc>
       </w:tr>
       <w:tr>
-        <w:tblPrEx>
-          <w:tblCellMar>
-            <w:top w:w="0" w:type="dxa"/>
-            <w:bottom w:w="0" w:type="dxa"/>
-          </w:tblCellMar>
-        </w:tblPrEx>
         <w:tc>
           <w:tcPr>
             <w:tcW w:w="1700" w:type="dxa"/>
@@ -3061,12 +2969,6 @@
         </w:tc>
       </w:tr>
       <w:tr>
-        <w:tblPrEx>
-          <w:tblCellMar>
-            <w:top w:w="0" w:type="dxa"/>
-            <w:bottom w:w="0" w:type="dxa"/>
-          </w:tblCellMar>
-        </w:tblPrEx>
         <w:tc>
           <w:tcPr>
             <w:tcW w:w="1700" w:type="dxa"/>
@@ -3294,12 +3196,6 @@
         </w:tc>
       </w:tr>
       <w:tr>
-        <w:tblPrEx>
-          <w:tblCellMar>
-            <w:top w:w="0" w:type="dxa"/>
-            <w:bottom w:w="0" w:type="dxa"/>
-          </w:tblCellMar>
-        </w:tblPrEx>
         <w:tc>
           <w:tcPr>
             <w:tcW w:w="1700" w:type="dxa"/>
@@ -3527,12 +3423,6 @@
         </w:tc>
       </w:tr>
       <w:tr>
-        <w:tblPrEx>
-          <w:tblCellMar>
-            <w:top w:w="0" w:type="dxa"/>
-            <w:bottom w:w="0" w:type="dxa"/>
-          </w:tblCellMar>
-        </w:tblPrEx>
         <w:tc>
           <w:tcPr>
             <w:tcW w:w="1700" w:type="dxa"/>
@@ -3816,12 +3706,6 @@
         <w:gridCol w:w="1460"/>
       </w:tblGrid>
       <w:tr>
-        <w:tblPrEx>
-          <w:tblCellMar>
-            <w:top w:w="0" w:type="dxa"/>
-            <w:bottom w:w="0" w:type="dxa"/>
-          </w:tblCellMar>
-        </w:tblPrEx>
         <w:trPr>
           <w:tblHeader/>
         </w:trPr>
@@ -4062,12 +3946,6 @@
         </w:tc>
       </w:tr>
       <w:tr>
-        <w:tblPrEx>
-          <w:tblCellMar>
-            <w:top w:w="0" w:type="dxa"/>
-            <w:bottom w:w="0" w:type="dxa"/>
-          </w:tblCellMar>
-        </w:tblPrEx>
         <w:tc>
           <w:tcPr>
             <w:tcW w:w="700" w:type="dxa"/>
@@ -4295,12 +4173,6 @@
         </w:tc>
       </w:tr>
       <w:tr>
-        <w:tblPrEx>
-          <w:tblCellMar>
-            <w:top w:w="0" w:type="dxa"/>
-            <w:bottom w:w="0" w:type="dxa"/>
-          </w:tblCellMar>
-        </w:tblPrEx>
         <w:tc>
           <w:tcPr>
             <w:tcW w:w="700" w:type="dxa"/>
@@ -4528,12 +4400,6 @@
         </w:tc>
       </w:tr>
       <w:tr>
-        <w:tblPrEx>
-          <w:tblCellMar>
-            <w:top w:w="0" w:type="dxa"/>
-            <w:bottom w:w="0" w:type="dxa"/>
-          </w:tblCellMar>
-        </w:tblPrEx>
         <w:tc>
           <w:tcPr>
             <w:tcW w:w="700" w:type="dxa"/>
@@ -4761,12 +4627,6 @@
         </w:tc>
       </w:tr>
       <w:tr>
-        <w:tblPrEx>
-          <w:tblCellMar>
-            <w:top w:w="0" w:type="dxa"/>
-            <w:bottom w:w="0" w:type="dxa"/>
-          </w:tblCellMar>
-        </w:tblPrEx>
         <w:tc>
           <w:tcPr>
             <w:tcW w:w="700" w:type="dxa"/>
@@ -4994,12 +4854,6 @@
         </w:tc>
       </w:tr>
       <w:tr>
-        <w:tblPrEx>
-          <w:tblCellMar>
-            <w:top w:w="0" w:type="dxa"/>
-            <w:bottom w:w="0" w:type="dxa"/>
-          </w:tblCellMar>
-        </w:tblPrEx>
         <w:tc>
           <w:tcPr>
             <w:tcW w:w="700" w:type="dxa"/>
@@ -5227,12 +5081,6 @@
         </w:tc>
       </w:tr>
       <w:tr>
-        <w:tblPrEx>
-          <w:tblCellMar>
-            <w:top w:w="0" w:type="dxa"/>
-            <w:bottom w:w="0" w:type="dxa"/>
-          </w:tblCellMar>
-        </w:tblPrEx>
         <w:tc>
           <w:tcPr>
             <w:tcW w:w="700" w:type="dxa"/>
@@ -5460,12 +5308,6 @@
         </w:tc>
       </w:tr>
       <w:tr>
-        <w:tblPrEx>
-          <w:tblCellMar>
-            <w:top w:w="0" w:type="dxa"/>
-            <w:bottom w:w="0" w:type="dxa"/>
-          </w:tblCellMar>
-        </w:tblPrEx>
         <w:tc>
           <w:tcPr>
             <w:tcW w:w="700" w:type="dxa"/>
@@ -5693,12 +5535,6 @@
         </w:tc>
       </w:tr>
       <w:tr>
-        <w:tblPrEx>
-          <w:tblCellMar>
-            <w:top w:w="0" w:type="dxa"/>
-            <w:bottom w:w="0" w:type="dxa"/>
-          </w:tblCellMar>
-        </w:tblPrEx>
         <w:tc>
           <w:tcPr>
             <w:tcW w:w="700" w:type="dxa"/>
@@ -5926,12 +5762,6 @@
         </w:tc>
       </w:tr>
       <w:tr>
-        <w:tblPrEx>
-          <w:tblCellMar>
-            <w:top w:w="0" w:type="dxa"/>
-            <w:bottom w:w="0" w:type="dxa"/>
-          </w:tblCellMar>
-        </w:tblPrEx>
         <w:tc>
           <w:tcPr>
             <w:tcW w:w="700" w:type="dxa"/>
@@ -6159,12 +5989,6 @@
         </w:tc>
       </w:tr>
       <w:tr>
-        <w:tblPrEx>
-          <w:tblCellMar>
-            <w:top w:w="0" w:type="dxa"/>
-            <w:bottom w:w="0" w:type="dxa"/>
-          </w:tblCellMar>
-        </w:tblPrEx>
         <w:tc>
           <w:tcPr>
             <w:tcW w:w="700" w:type="dxa"/>
@@ -6582,12 +6406,6 @@
         <w:gridCol w:w="1456"/>
       </w:tblGrid>
       <w:tr>
-        <w:tblPrEx>
-          <w:tblCellMar>
-            <w:top w:w="0" w:type="dxa"/>
-            <w:bottom w:w="0" w:type="dxa"/>
-          </w:tblCellMar>
-        </w:tblPrEx>
         <w:trPr>
           <w:tblHeader/>
         </w:trPr>
@@ -6875,12 +6693,6 @@
         </w:tc>
       </w:tr>
       <w:tr>
-        <w:tblPrEx>
-          <w:tblCellMar>
-            <w:top w:w="0" w:type="dxa"/>
-            <w:bottom w:w="0" w:type="dxa"/>
-          </w:tblCellMar>
-        </w:tblPrEx>
         <w:tc>
           <w:tcPr>
             <w:tcW w:w="800" w:type="dxa"/>
@@ -7155,12 +6967,6 @@
         </w:tc>
       </w:tr>
       <w:tr>
-        <w:tblPrEx>
-          <w:tblCellMar>
-            <w:top w:w="0" w:type="dxa"/>
-            <w:bottom w:w="0" w:type="dxa"/>
-          </w:tblCellMar>
-        </w:tblPrEx>
         <w:tc>
           <w:tcPr>
             <w:tcW w:w="800" w:type="dxa"/>
@@ -7435,12 +7241,6 @@
         </w:tc>
       </w:tr>
       <w:tr>
-        <w:tblPrEx>
-          <w:tblCellMar>
-            <w:top w:w="0" w:type="dxa"/>
-            <w:bottom w:w="0" w:type="dxa"/>
-          </w:tblCellMar>
-        </w:tblPrEx>
         <w:tc>
           <w:tcPr>
             <w:tcW w:w="800" w:type="dxa"/>
@@ -7715,12 +7515,6 @@
         </w:tc>
       </w:tr>
       <w:tr>
-        <w:tblPrEx>
-          <w:tblCellMar>
-            <w:top w:w="0" w:type="dxa"/>
-            <w:bottom w:w="0" w:type="dxa"/>
-          </w:tblCellMar>
-        </w:tblPrEx>
         <w:tc>
           <w:tcPr>
             <w:tcW w:w="800" w:type="dxa"/>
@@ -7995,12 +7789,6 @@
         </w:tc>
       </w:tr>
       <w:tr>
-        <w:tblPrEx>
-          <w:tblCellMar>
-            <w:top w:w="0" w:type="dxa"/>
-            <w:bottom w:w="0" w:type="dxa"/>
-          </w:tblCellMar>
-        </w:tblPrEx>
         <w:tc>
           <w:tcPr>
             <w:tcW w:w="800" w:type="dxa"/>
@@ -8275,12 +8063,6 @@
         </w:tc>
       </w:tr>
       <w:tr>
-        <w:tblPrEx>
-          <w:tblCellMar>
-            <w:top w:w="0" w:type="dxa"/>
-            <w:bottom w:w="0" w:type="dxa"/>
-          </w:tblCellMar>
-        </w:tblPrEx>
         <w:tc>
           <w:tcPr>
             <w:tcW w:w="800" w:type="dxa"/>
@@ -8555,12 +8337,6 @@
         </w:tc>
       </w:tr>
       <w:tr>
-        <w:tblPrEx>
-          <w:tblCellMar>
-            <w:top w:w="0" w:type="dxa"/>
-            <w:bottom w:w="0" w:type="dxa"/>
-          </w:tblCellMar>
-        </w:tblPrEx>
         <w:tc>
           <w:tcPr>
             <w:tcW w:w="800" w:type="dxa"/>
@@ -8835,12 +8611,6 @@
         </w:tc>
       </w:tr>
       <w:tr>
-        <w:tblPrEx>
-          <w:tblCellMar>
-            <w:top w:w="0" w:type="dxa"/>
-            <w:bottom w:w="0" w:type="dxa"/>
-          </w:tblCellMar>
-        </w:tblPrEx>
         <w:tc>
           <w:tcPr>
             <w:tcW w:w="800" w:type="dxa"/>
@@ -9115,12 +8885,6 @@
         </w:tc>
       </w:tr>
       <w:tr>
-        <w:tblPrEx>
-          <w:tblCellMar>
-            <w:top w:w="0" w:type="dxa"/>
-            <w:bottom w:w="0" w:type="dxa"/>
-          </w:tblCellMar>
-        </w:tblPrEx>
         <w:tc>
           <w:tcPr>
             <w:tcW w:w="800" w:type="dxa"/>
@@ -9395,12 +9159,6 @@
         </w:tc>
       </w:tr>
       <w:tr>
-        <w:tblPrEx>
-          <w:tblCellMar>
-            <w:top w:w="0" w:type="dxa"/>
-            <w:bottom w:w="0" w:type="dxa"/>
-          </w:tblCellMar>
-        </w:tblPrEx>
         <w:tc>
           <w:tcPr>
             <w:tcW w:w="800" w:type="dxa"/>
@@ -9727,12 +9485,6 @@
         <w:gridCol w:w="3000"/>
       </w:tblGrid>
       <w:tr>
-        <w:tblPrEx>
-          <w:tblCellMar>
-            <w:top w:w="0" w:type="dxa"/>
-            <w:bottom w:w="0" w:type="dxa"/>
-          </w:tblCellMar>
-        </w:tblPrEx>
         <w:trPr>
           <w:tblHeader/>
         </w:trPr>
@@ -9832,12 +9584,6 @@
         </w:tc>
       </w:tr>
       <w:tr>
-        <w:tblPrEx>
-          <w:tblCellMar>
-            <w:top w:w="0" w:type="dxa"/>
-            <w:bottom w:w="0" w:type="dxa"/>
-          </w:tblCellMar>
-        </w:tblPrEx>
         <w:tc>
           <w:tcPr>
             <w:tcW w:w="3000" w:type="dxa"/>
@@ -9932,12 +9678,6 @@
         </w:tc>
       </w:tr>
       <w:tr>
-        <w:tblPrEx>
-          <w:tblCellMar>
-            <w:top w:w="0" w:type="dxa"/>
-            <w:bottom w:w="0" w:type="dxa"/>
-          </w:tblCellMar>
-        </w:tblPrEx>
         <w:tc>
           <w:tcPr>
             <w:tcW w:w="3000" w:type="dxa"/>
@@ -10032,12 +9772,6 @@
         </w:tc>
       </w:tr>
       <w:tr>
-        <w:tblPrEx>
-          <w:tblCellMar>
-            <w:top w:w="0" w:type="dxa"/>
-            <w:bottom w:w="0" w:type="dxa"/>
-          </w:tblCellMar>
-        </w:tblPrEx>
         <w:tc>
           <w:tcPr>
             <w:tcW w:w="3000" w:type="dxa"/>
@@ -10132,12 +9866,6 @@
         </w:tc>
       </w:tr>
       <w:tr>
-        <w:tblPrEx>
-          <w:tblCellMar>
-            <w:top w:w="0" w:type="dxa"/>
-            <w:bottom w:w="0" w:type="dxa"/>
-          </w:tblCellMar>
-        </w:tblPrEx>
         <w:tc>
           <w:tcPr>
             <w:tcW w:w="3000" w:type="dxa"/>
@@ -10232,12 +9960,6 @@
         </w:tc>
       </w:tr>
       <w:tr>
-        <w:tblPrEx>
-          <w:tblCellMar>
-            <w:top w:w="0" w:type="dxa"/>
-            <w:bottom w:w="0" w:type="dxa"/>
-          </w:tblCellMar>
-        </w:tblPrEx>
         <w:tc>
           <w:tcPr>
             <w:tcW w:w="3000" w:type="dxa"/>
@@ -10332,12 +10054,6 @@
         </w:tc>
       </w:tr>
       <w:tr>
-        <w:tblPrEx>
-          <w:tblCellMar>
-            <w:top w:w="0" w:type="dxa"/>
-            <w:bottom w:w="0" w:type="dxa"/>
-          </w:tblCellMar>
-        </w:tblPrEx>
         <w:tc>
           <w:tcPr>
             <w:tcW w:w="3000" w:type="dxa"/>
@@ -10432,12 +10148,6 @@
         </w:tc>
       </w:tr>
       <w:tr>
-        <w:tblPrEx>
-          <w:tblCellMar>
-            <w:top w:w="0" w:type="dxa"/>
-            <w:bottom w:w="0" w:type="dxa"/>
-          </w:tblCellMar>
-        </w:tblPrEx>
         <w:tc>
           <w:tcPr>
             <w:tcW w:w="3000" w:type="dxa"/>
@@ -10532,12 +10242,6 @@
         </w:tc>
       </w:tr>
       <w:tr>
-        <w:tblPrEx>
-          <w:tblCellMar>
-            <w:top w:w="0" w:type="dxa"/>
-            <w:bottom w:w="0" w:type="dxa"/>
-          </w:tblCellMar>
-        </w:tblPrEx>
         <w:tc>
           <w:tcPr>
             <w:tcW w:w="3000" w:type="dxa"/>
@@ -10696,25 +10400,206 @@
           <w:sz w:val="32"/>
           <w:szCs w:val="32"/>
         </w:rPr>
-        <w:t xml:space="preserve">3. Unit test </w:t>
+        <w:t>3. Unit test – Chức năng quản lý tồn kho (Inventory)</w:t>
+      </w:r>
+    </w:p>
+    <w:p>
+      <w:pPr>
+        <w:ind w:firstLine="360"/>
+        <w:rPr>
+          <w:b/>
+          <w:bCs/>
+          <w:sz w:val="26"/>
+          <w:szCs w:val="26"/>
+        </w:rPr>
+      </w:pPr>
+      <w:r>
+        <w:rPr>
+          <w:b/>
+          <w:bCs/>
+          <w:sz w:val="26"/>
+          <w:szCs w:val="26"/>
+        </w:rPr>
+        <w:t>Mô tả yêu cầu:</w:t>
       </w:r>
       <w:r>
         <w:rPr>
           <w:b/>
           <w:bCs/>
-          <w:sz w:val="32"/>
-          <w:szCs w:val="32"/>
+          <w:sz w:val="26"/>
+          <w:szCs w:val="26"/>
         </w:rPr>
-        <w:t xml:space="preserve">– </w:t>
+        <w:br/>
+      </w:r>
+      <w:r>
+        <w:rPr>
+          <w:sz w:val="26"/>
+          <w:szCs w:val="26"/>
+        </w:rPr>
+        <w:t xml:space="preserve">Tính năng </w:t>
       </w:r>
       <w:r>
         <w:rPr>
           <w:b/>
           <w:bCs/>
-          <w:sz w:val="32"/>
-          <w:szCs w:val="32"/>
+          <w:sz w:val="26"/>
+          <w:szCs w:val="26"/>
         </w:rPr>
-        <w:t>Chức năng quản lý tồn kho (Inventory)</w:t>
+        <w:t>Inventory</w:t>
+      </w:r>
+      <w:r>
+        <w:rPr>
+          <w:sz w:val="26"/>
+          <w:szCs w:val="26"/>
+        </w:rPr>
+        <w:t xml:space="preserve"> (Quản lý tồn kho) cho phép Admin theo dõi số lượng tồn kho của các sản phẩm, cập nhật tồn kho, hiển thị các trạng thái tồn kho (Hết hàng, Sắp hết, Ổn định) và tích hợp với trang chi tiết sản phẩm phía người dùng.</w:t>
+      </w:r>
+    </w:p>
+    <w:p>
+      <w:pPr>
+        <w:ind w:firstLine="360"/>
+        <w:rPr>
+          <w:sz w:val="26"/>
+          <w:szCs w:val="26"/>
+        </w:rPr>
+      </w:pPr>
+      <w:r>
+        <w:rPr>
+          <w:sz w:val="26"/>
+          <w:szCs w:val="26"/>
+        </w:rPr>
+        <w:t>Yêu cầu chính bao gồm:</w:t>
+      </w:r>
+    </w:p>
+    <w:p>
+      <w:pPr>
+        <w:numPr>
+          <w:ilvl w:val="0"/>
+          <w:numId w:val="3"/>
+        </w:numPr>
+        <w:rPr>
+          <w:sz w:val="26"/>
+          <w:szCs w:val="26"/>
+        </w:rPr>
+      </w:pPr>
+      <w:r>
+        <w:rPr>
+          <w:sz w:val="26"/>
+          <w:szCs w:val="26"/>
+        </w:rPr>
+        <w:t>Hiển thị danh sách sản phẩm kèm thông tin tồn kho và khuyến nghị.</w:t>
+      </w:r>
+    </w:p>
+    <w:p>
+      <w:pPr>
+        <w:numPr>
+          <w:ilvl w:val="0"/>
+          <w:numId w:val="3"/>
+        </w:numPr>
+        <w:rPr>
+          <w:sz w:val="26"/>
+          <w:szCs w:val="26"/>
+        </w:rPr>
+      </w:pPr>
+      <w:r>
+        <w:rPr>
+          <w:sz w:val="26"/>
+          <w:szCs w:val="26"/>
+        </w:rPr>
+        <w:t>Cập nhật số lượng tồn kho qua modal (có validate dữ liệu).</w:t>
+      </w:r>
+    </w:p>
+    <w:p>
+      <w:pPr>
+        <w:numPr>
+          <w:ilvl w:val="0"/>
+          <w:numId w:val="3"/>
+        </w:numPr>
+        <w:rPr>
+          <w:sz w:val="26"/>
+          <w:szCs w:val="26"/>
+        </w:rPr>
+      </w:pPr>
+      <w:r>
+        <w:rPr>
+          <w:sz w:val="26"/>
+          <w:szCs w:val="26"/>
+        </w:rPr>
+        <w:t>Xử lý các trạng thái tồn kho (quantity = 0, quantity ≤ 5, quantity &gt; 5).</w:t>
+      </w:r>
+    </w:p>
+    <w:p>
+      <w:pPr>
+        <w:numPr>
+          <w:ilvl w:val="0"/>
+          <w:numId w:val="3"/>
+        </w:numPr>
+        <w:rPr>
+          <w:sz w:val="26"/>
+          <w:szCs w:val="26"/>
+        </w:rPr>
+      </w:pPr>
+      <w:r>
+        <w:rPr>
+          <w:sz w:val="26"/>
+          <w:szCs w:val="26"/>
+        </w:rPr>
+        <w:t>Kiểm soát quyền truy cập (chỉ Admin được phép truy cập).</w:t>
+      </w:r>
+    </w:p>
+    <w:p>
+      <w:pPr>
+        <w:numPr>
+          <w:ilvl w:val="0"/>
+          <w:numId w:val="3"/>
+        </w:numPr>
+        <w:rPr>
+          <w:sz w:val="26"/>
+          <w:szCs w:val="26"/>
+        </w:rPr>
+      </w:pPr>
+      <w:r>
+        <w:rPr>
+          <w:sz w:val="26"/>
+          <w:szCs w:val="26"/>
+        </w:rPr>
+        <w:t>Tích hợp hiển thị trạng thái tồn kho trên trang chi tiết sản phẩm (vô hiệu hóa nút mua khi hết hàng).</w:t>
+      </w:r>
+    </w:p>
+    <w:p>
+      <w:pPr>
+        <w:ind w:firstLine="360"/>
+        <w:rPr>
+          <w:b/>
+          <w:bCs/>
+          <w:sz w:val="26"/>
+          <w:szCs w:val="26"/>
+        </w:rPr>
+      </w:pPr>
+      <w:r>
+        <w:rPr>
+          <w:b/>
+          <w:bCs/>
+          <w:sz w:val="26"/>
+          <w:szCs w:val="26"/>
+        </w:rPr>
+        <w:t xml:space="preserve">Phân tích: </w:t>
+      </w:r>
+      <w:r>
+        <w:rPr>
+          <w:b/>
+          <w:bCs/>
+          <w:sz w:val="26"/>
+          <w:szCs w:val="26"/>
+        </w:rPr>
+        <w:br/>
+      </w:r>
+      <w:r>
+        <w:rPr>
+          <w:sz w:val="26"/>
+          <w:szCs w:val="26"/>
+        </w:rPr>
+        <w:t>Để đảm bảo chất lượng code backend của module Inventory, nhóm thực hiện phủ đường (Path Coverage) – một kỹ thuật kiểm thử white-box nhằm kiểm tra tất cả các đường đi có thể xảy ra trong các hàm chính.</w:t>
       </w:r>
     </w:p>
     <w:p>
@@ -10771,28 +10656,98 @@
           <w:sz w:val="26"/>
           <w:szCs w:val="26"/>
         </w:rPr>
-        <w:t>Phạm vi kiểm thử trong chương này tập trung vào các hàm xử lý tồn kho chính,</w:t>
+        <w:t>Các hàm chính được phân tích và phủ đường bao gồm:</w:t>
+      </w:r>
+    </w:p>
+    <w:p>
+      <w:pPr>
+        <w:numPr>
+          <w:ilvl w:val="0"/>
+          <w:numId w:val="2"/>
+        </w:numPr>
+        <w:rPr>
+          <w:sz w:val="26"/>
+          <w:szCs w:val="26"/>
+        </w:rPr>
+      </w:pPr>
+      <w:r>
+        <w:rPr>
+          <w:b/>
+          <w:bCs/>
+          <w:sz w:val="26"/>
+          <w:szCs w:val="26"/>
+        </w:rPr>
+        <w:t>normalizeQuantity():</w:t>
       </w:r>
       <w:r>
         <w:rPr>
           <w:sz w:val="26"/>
           <w:szCs w:val="26"/>
         </w:rPr>
-        <w:br/>
+        <w:t xml:space="preserve"> Chuẩn hóa và validate số lượng tồn kho.</w:t>
+      </w:r>
+    </w:p>
+    <w:p>
+      <w:pPr>
+        <w:numPr>
+          <w:ilvl w:val="0"/>
+          <w:numId w:val="2"/>
+        </w:numPr>
+        <w:rPr>
+          <w:sz w:val="26"/>
+          <w:szCs w:val="26"/>
+        </w:rPr>
+      </w:pPr>
+      <w:r>
+        <w:rPr>
+          <w:b/>
+          <w:bCs/>
+          <w:sz w:val="26"/>
+          <w:szCs w:val="26"/>
+        </w:rPr>
+        <w:t>createProduct():</w:t>
       </w:r>
       <w:r>
         <w:rPr>
           <w:sz w:val="26"/>
           <w:szCs w:val="26"/>
         </w:rPr>
-        <w:t>bao gồm:</w:t>
+        <w:t xml:space="preserve"> Tạo sản phẩm mới với xử lý quantity.</w:t>
       </w:r>
     </w:p>
     <w:p>
       <w:pPr>
         <w:numPr>
           <w:ilvl w:val="0"/>
-          <w:numId w:val="1"/>
+          <w:numId w:val="2"/>
+        </w:numPr>
+        <w:rPr>
+          <w:sz w:val="26"/>
+          <w:szCs w:val="26"/>
+        </w:rPr>
+      </w:pPr>
+      <w:r>
+        <w:rPr>
+          <w:b/>
+          <w:bCs/>
+          <w:sz w:val="26"/>
+          <w:szCs w:val="26"/>
+        </w:rPr>
+        <w:t>updateProduct():</w:t>
+      </w:r>
+      <w:r>
+        <w:rPr>
+          <w:sz w:val="26"/>
+          <w:szCs w:val="26"/>
+        </w:rPr>
+        <w:t xml:space="preserve"> Cập nhật số lượng tồn kho.</w:t>
+      </w:r>
+    </w:p>
+    <w:p>
+      <w:pPr>
+        <w:numPr>
+          <w:ilvl w:val="0"/>
+          <w:numId w:val="2"/>
         </w:numPr>
         <w:rPr>
           <w:sz w:val="26"/>
@@ -10804,83 +10759,7 @@
           <w:sz w:val="26"/>
           <w:szCs w:val="26"/>
         </w:rPr>
-        <w:t>normalizeQuantity</w:t>
-      </w:r>
-    </w:p>
-    <w:p>
-      <w:pPr>
-        <w:numPr>
-          <w:ilvl w:val="0"/>
-          <w:numId w:val="1"/>
-        </w:numPr>
-        <w:rPr>
-          <w:sz w:val="26"/>
-          <w:szCs w:val="26"/>
-        </w:rPr>
-      </w:pPr>
-      <w:r>
-        <w:rPr>
-          <w:sz w:val="26"/>
-          <w:szCs w:val="26"/>
-        </w:rPr>
-        <w:t>createProduct</w:t>
-      </w:r>
-    </w:p>
-    <w:p>
-      <w:pPr>
-        <w:numPr>
-          <w:ilvl w:val="0"/>
-          <w:numId w:val="1"/>
-        </w:numPr>
-        <w:rPr>
-          <w:sz w:val="26"/>
-          <w:szCs w:val="26"/>
-        </w:rPr>
-      </w:pPr>
-      <w:r>
-        <w:rPr>
-          <w:sz w:val="26"/>
-          <w:szCs w:val="26"/>
-        </w:rPr>
-        <w:t>updateProduct</w:t>
-      </w:r>
-    </w:p>
-    <w:p>
-      <w:pPr>
-        <w:numPr>
-          <w:ilvl w:val="0"/>
-          <w:numId w:val="1"/>
-        </w:numPr>
-        <w:rPr>
-          <w:sz w:val="26"/>
-          <w:szCs w:val="26"/>
-        </w:rPr>
-      </w:pPr>
-      <w:r>
-        <w:rPr>
-          <w:sz w:val="26"/>
-          <w:szCs w:val="26"/>
-        </w:rPr>
-        <w:t>Các hàm kiểm tra mức tồn kho (Stock level checks)</w:t>
-      </w:r>
-    </w:p>
-    <w:p>
-      <w:pPr>
-        <w:numPr>
-          <w:ilvl w:val="0"/>
-          <w:numId w:val="1"/>
-        </w:numPr>
-        <w:rPr>
-          <w:sz w:val="26"/>
-          <w:szCs w:val="26"/>
-        </w:rPr>
-      </w:pPr>
-      <w:r>
-        <w:rPr>
-          <w:sz w:val="26"/>
-          <w:szCs w:val="26"/>
-        </w:rPr>
-        <w:t>Xử lý kiểu dữ liệu và các trường hợp biên (edge cases).</w:t>
+        <w:t>Các hàm kiểm tra mức tồn kho (isOutOfStock, isLowStock, isInStock).</w:t>
       </w:r>
     </w:p>
     <w:p>
@@ -10969,25 +10848,7 @@
           <w:sz w:val="26"/>
           <w:szCs w:val="26"/>
         </w:rPr>
-        <w:t>− 1</w:t>
-      </w:r>
-      <w:r>
-        <w:rPr>
-          <w:b/>
-          <w:bCs/>
-          <w:sz w:val="26"/>
-          <w:szCs w:val="26"/>
-        </w:rPr>
-        <w:t xml:space="preserve"> </w:t>
-      </w:r>
-      <w:r>
-        <w:rPr>
-          <w:b/>
-          <w:bCs/>
-          <w:sz w:val="26"/>
-          <w:szCs w:val="26"/>
-        </w:rPr>
-        <w:t xml:space="preserve">test suite passed </w:t>
+        <w:t xml:space="preserve">− 1 test suite passed </w:t>
       </w:r>
     </w:p>
     <w:p>
@@ -11007,34 +10868,7 @@
           <w:sz w:val="26"/>
           <w:szCs w:val="26"/>
         </w:rPr>
-        <w:t>− 9</w:t>
-      </w:r>
-      <w:r>
-        <w:rPr>
-          <w:b/>
-          <w:bCs/>
-          <w:sz w:val="26"/>
-          <w:szCs w:val="26"/>
-        </w:rPr>
-        <w:t xml:space="preserve"> </w:t>
-      </w:r>
-      <w:r>
-        <w:rPr>
-          <w:b/>
-          <w:bCs/>
-          <w:sz w:val="26"/>
-          <w:szCs w:val="26"/>
-        </w:rPr>
-        <w:t>tests passe</w:t>
-      </w:r>
-      <w:r>
-        <w:rPr>
-          <w:b/>
-          <w:bCs/>
-          <w:sz w:val="26"/>
-          <w:szCs w:val="26"/>
-        </w:rPr>
-        <w:t>d</w:t>
+        <w:t>− 9 tests passed</w:t>
       </w:r>
     </w:p>
     <w:p>
@@ -11063,7 +10897,17 @@
           <w:sz w:val="26"/>
           <w:szCs w:val="26"/>
         </w:rPr>
-        <w:t>Tất cả 22 test cases đều thành công, bao quát đầy đủ các nhánh logic đã phân tích ở Chương 4, bao gồm: giá trị tồn kho hợp lệ, giá trị rỗng, số âm, số thập phân, chuỗi không hợp lệ, cập nhật tồn kho, kiểm tra trạng thái tồn kho (Hết hàng – Sắp hết – Ổn định), xử lý ép kiểu và các trường hợp biên (số lượng cực lớn, Infinity, NaN).</w:t>
+        <w:t xml:space="preserve">Tất cả 22 test cases đều thành công, bao quát đầy đủ các nhánh logic đã phân tích ở Chương 4, bao gồm: giá trị tồn kho hợp lệ, giá trị rỗng, số âm, </w:t>
+      </w:r>
+      <w:r>
+        <w:rPr>
+          <w:b/>
+          <w:bCs/>
+          <w:sz w:val="26"/>
+          <w:szCs w:val="26"/>
+        </w:rPr>
+        <w:lastRenderedPageBreak/>
+        <w:t>số thập phân, chuỗi không hợp lệ, cập nhật tồn kho, kiểm tra trạng thái tồn kho (Hết hàng – Sắp hết – Ổn định), xử lý ép kiểu và các trường hợp biên (số lượng cực lớn, Infinity, NaN).</w:t>
       </w:r>
     </w:p>
     <w:p>
@@ -11090,10 +10934,10 @@
         <w:rPr>
           <w:b/>
           <w:bCs/>
+          <w:noProof/>
           <w:sz w:val="26"/>
           <w:szCs w:val="26"/>
         </w:rPr>
-        <w:lastRenderedPageBreak/>
         <w:drawing>
           <wp:inline distT="0" distB="0" distL="0" distR="0" wp14:anchorId="19C04847" wp14:editId="0DB8068D">
             <wp:extent cx="5731510" cy="5034915"/>
@@ -11158,14 +11002,7 @@
           <w:sz w:val="26"/>
           <w:szCs w:val="26"/>
         </w:rPr>
-        <w:t xml:space="preserve">. Kết quả chạy unit test cho chức năng </w:t>
-      </w:r>
-      <w:r>
-        <w:rPr>
-          <w:sz w:val="26"/>
-          <w:szCs w:val="26"/>
-        </w:rPr>
-        <w:t>tồn kho</w:t>
+        <w:t>. Kết quả chạy unit test cho chức năng tồn kho</w:t>
       </w:r>
     </w:p>
     <w:sectPr>
@@ -11329,8 +11166,312 @@
       </w:rPr>
     </w:lvl>
   </w:abstractNum>
+  <w:abstractNum w:abstractNumId="1" w15:restartNumberingAfterBreak="0">
+    <w:nsid w:val="280C08CD"/>
+    <w:multiLevelType w:val="multilevel"/>
+    <w:tmpl w:val="B3DC96DA"/>
+    <w:lvl w:ilvl="0">
+      <w:start w:val="1"/>
+      <w:numFmt w:val="bullet"/>
+      <w:lvlText w:val=""/>
+      <w:lvlJc w:val="left"/>
+      <w:pPr>
+        <w:tabs>
+          <w:tab w:val="num" w:pos="720"/>
+        </w:tabs>
+        <w:ind w:left="720" w:hanging="360"/>
+      </w:pPr>
+      <w:rPr>
+        <w:rFonts w:ascii="Symbol" w:hAnsi="Symbol" w:hint="default"/>
+        <w:sz w:val="20"/>
+      </w:rPr>
+    </w:lvl>
+    <w:lvl w:ilvl="1" w:tentative="1">
+      <w:start w:val="1"/>
+      <w:numFmt w:val="bullet"/>
+      <w:lvlText w:val="o"/>
+      <w:lvlJc w:val="left"/>
+      <w:pPr>
+        <w:tabs>
+          <w:tab w:val="num" w:pos="1440"/>
+        </w:tabs>
+        <w:ind w:left="1440" w:hanging="360"/>
+      </w:pPr>
+      <w:rPr>
+        <w:rFonts w:ascii="Courier New" w:hAnsi="Courier New" w:hint="default"/>
+        <w:sz w:val="20"/>
+      </w:rPr>
+    </w:lvl>
+    <w:lvl w:ilvl="2" w:tentative="1">
+      <w:start w:val="1"/>
+      <w:numFmt w:val="bullet"/>
+      <w:lvlText w:val=""/>
+      <w:lvlJc w:val="left"/>
+      <w:pPr>
+        <w:tabs>
+          <w:tab w:val="num" w:pos="2160"/>
+        </w:tabs>
+        <w:ind w:left="2160" w:hanging="360"/>
+      </w:pPr>
+      <w:rPr>
+        <w:rFonts w:ascii="Wingdings" w:hAnsi="Wingdings" w:hint="default"/>
+        <w:sz w:val="20"/>
+      </w:rPr>
+    </w:lvl>
+    <w:lvl w:ilvl="3" w:tentative="1">
+      <w:start w:val="1"/>
+      <w:numFmt w:val="bullet"/>
+      <w:lvlText w:val=""/>
+      <w:lvlJc w:val="left"/>
+      <w:pPr>
+        <w:tabs>
+          <w:tab w:val="num" w:pos="2880"/>
+        </w:tabs>
+        <w:ind w:left="2880" w:hanging="360"/>
+      </w:pPr>
+      <w:rPr>
+        <w:rFonts w:ascii="Wingdings" w:hAnsi="Wingdings" w:hint="default"/>
+        <w:sz w:val="20"/>
+      </w:rPr>
+    </w:lvl>
+    <w:lvl w:ilvl="4" w:tentative="1">
+      <w:start w:val="1"/>
+      <w:numFmt w:val="bullet"/>
+      <w:lvlText w:val=""/>
+      <w:lvlJc w:val="left"/>
+      <w:pPr>
+        <w:tabs>
+          <w:tab w:val="num" w:pos="3600"/>
+        </w:tabs>
+        <w:ind w:left="3600" w:hanging="360"/>
+      </w:pPr>
+      <w:rPr>
+        <w:rFonts w:ascii="Wingdings" w:hAnsi="Wingdings" w:hint="default"/>
+        <w:sz w:val="20"/>
+      </w:rPr>
+    </w:lvl>
+    <w:lvl w:ilvl="5" w:tentative="1">
+      <w:start w:val="1"/>
+      <w:numFmt w:val="bullet"/>
+      <w:lvlText w:val=""/>
+      <w:lvlJc w:val="left"/>
+      <w:pPr>
+        <w:tabs>
+          <w:tab w:val="num" w:pos="4320"/>
+        </w:tabs>
+        <w:ind w:left="4320" w:hanging="360"/>
+      </w:pPr>
+      <w:rPr>
+        <w:rFonts w:ascii="Wingdings" w:hAnsi="Wingdings" w:hint="default"/>
+        <w:sz w:val="20"/>
+      </w:rPr>
+    </w:lvl>
+    <w:lvl w:ilvl="6" w:tentative="1">
+      <w:start w:val="1"/>
+      <w:numFmt w:val="bullet"/>
+      <w:lvlText w:val=""/>
+      <w:lvlJc w:val="left"/>
+      <w:pPr>
+        <w:tabs>
+          <w:tab w:val="num" w:pos="5040"/>
+        </w:tabs>
+        <w:ind w:left="5040" w:hanging="360"/>
+      </w:pPr>
+      <w:rPr>
+        <w:rFonts w:ascii="Wingdings" w:hAnsi="Wingdings" w:hint="default"/>
+        <w:sz w:val="20"/>
+      </w:rPr>
+    </w:lvl>
+    <w:lvl w:ilvl="7" w:tentative="1">
+      <w:start w:val="1"/>
+      <w:numFmt w:val="bullet"/>
+      <w:lvlText w:val=""/>
+      <w:lvlJc w:val="left"/>
+      <w:pPr>
+        <w:tabs>
+          <w:tab w:val="num" w:pos="5760"/>
+        </w:tabs>
+        <w:ind w:left="5760" w:hanging="360"/>
+      </w:pPr>
+      <w:rPr>
+        <w:rFonts w:ascii="Wingdings" w:hAnsi="Wingdings" w:hint="default"/>
+        <w:sz w:val="20"/>
+      </w:rPr>
+    </w:lvl>
+    <w:lvl w:ilvl="8" w:tentative="1">
+      <w:start w:val="1"/>
+      <w:numFmt w:val="bullet"/>
+      <w:lvlText w:val=""/>
+      <w:lvlJc w:val="left"/>
+      <w:pPr>
+        <w:tabs>
+          <w:tab w:val="num" w:pos="6480"/>
+        </w:tabs>
+        <w:ind w:left="6480" w:hanging="360"/>
+      </w:pPr>
+      <w:rPr>
+        <w:rFonts w:ascii="Wingdings" w:hAnsi="Wingdings" w:hint="default"/>
+        <w:sz w:val="20"/>
+      </w:rPr>
+    </w:lvl>
+  </w:abstractNum>
+  <w:abstractNum w:abstractNumId="2" w15:restartNumberingAfterBreak="0">
+    <w:nsid w:val="3AE5237E"/>
+    <w:multiLevelType w:val="multilevel"/>
+    <w:tmpl w:val="95846162"/>
+    <w:lvl w:ilvl="0">
+      <w:start w:val="1"/>
+      <w:numFmt w:val="bullet"/>
+      <w:lvlText w:val=""/>
+      <w:lvlJc w:val="left"/>
+      <w:pPr>
+        <w:tabs>
+          <w:tab w:val="num" w:pos="720"/>
+        </w:tabs>
+        <w:ind w:left="720" w:hanging="360"/>
+      </w:pPr>
+      <w:rPr>
+        <w:rFonts w:ascii="Symbol" w:hAnsi="Symbol" w:hint="default"/>
+        <w:sz w:val="20"/>
+      </w:rPr>
+    </w:lvl>
+    <w:lvl w:ilvl="1" w:tentative="1">
+      <w:start w:val="1"/>
+      <w:numFmt w:val="bullet"/>
+      <w:lvlText w:val="o"/>
+      <w:lvlJc w:val="left"/>
+      <w:pPr>
+        <w:tabs>
+          <w:tab w:val="num" w:pos="1440"/>
+        </w:tabs>
+        <w:ind w:left="1440" w:hanging="360"/>
+      </w:pPr>
+      <w:rPr>
+        <w:rFonts w:ascii="Courier New" w:hAnsi="Courier New" w:hint="default"/>
+        <w:sz w:val="20"/>
+      </w:rPr>
+    </w:lvl>
+    <w:lvl w:ilvl="2" w:tentative="1">
+      <w:start w:val="1"/>
+      <w:numFmt w:val="bullet"/>
+      <w:lvlText w:val=""/>
+      <w:lvlJc w:val="left"/>
+      <w:pPr>
+        <w:tabs>
+          <w:tab w:val="num" w:pos="2160"/>
+        </w:tabs>
+        <w:ind w:left="2160" w:hanging="360"/>
+      </w:pPr>
+      <w:rPr>
+        <w:rFonts w:ascii="Wingdings" w:hAnsi="Wingdings" w:hint="default"/>
+        <w:sz w:val="20"/>
+      </w:rPr>
+    </w:lvl>
+    <w:lvl w:ilvl="3" w:tentative="1">
+      <w:start w:val="1"/>
+      <w:numFmt w:val="bullet"/>
+      <w:lvlText w:val=""/>
+      <w:lvlJc w:val="left"/>
+      <w:pPr>
+        <w:tabs>
+          <w:tab w:val="num" w:pos="2880"/>
+        </w:tabs>
+        <w:ind w:left="2880" w:hanging="360"/>
+      </w:pPr>
+      <w:rPr>
+        <w:rFonts w:ascii="Wingdings" w:hAnsi="Wingdings" w:hint="default"/>
+        <w:sz w:val="20"/>
+      </w:rPr>
+    </w:lvl>
+    <w:lvl w:ilvl="4" w:tentative="1">
+      <w:start w:val="1"/>
+      <w:numFmt w:val="bullet"/>
+      <w:lvlText w:val=""/>
+      <w:lvlJc w:val="left"/>
+      <w:pPr>
+        <w:tabs>
+          <w:tab w:val="num" w:pos="3600"/>
+        </w:tabs>
+        <w:ind w:left="3600" w:hanging="360"/>
+      </w:pPr>
+      <w:rPr>
+        <w:rFonts w:ascii="Wingdings" w:hAnsi="Wingdings" w:hint="default"/>
+        <w:sz w:val="20"/>
+      </w:rPr>
+    </w:lvl>
+    <w:lvl w:ilvl="5" w:tentative="1">
+      <w:start w:val="1"/>
+      <w:numFmt w:val="bullet"/>
+      <w:lvlText w:val=""/>
+      <w:lvlJc w:val="left"/>
+      <w:pPr>
+        <w:tabs>
+          <w:tab w:val="num" w:pos="4320"/>
+        </w:tabs>
+        <w:ind w:left="4320" w:hanging="360"/>
+      </w:pPr>
+      <w:rPr>
+        <w:rFonts w:ascii="Wingdings" w:hAnsi="Wingdings" w:hint="default"/>
+        <w:sz w:val="20"/>
+      </w:rPr>
+    </w:lvl>
+    <w:lvl w:ilvl="6" w:tentative="1">
+      <w:start w:val="1"/>
+      <w:numFmt w:val="bullet"/>
+      <w:lvlText w:val=""/>
+      <w:lvlJc w:val="left"/>
+      <w:pPr>
+        <w:tabs>
+          <w:tab w:val="num" w:pos="5040"/>
+        </w:tabs>
+        <w:ind w:left="5040" w:hanging="360"/>
+      </w:pPr>
+      <w:rPr>
+        <w:rFonts w:ascii="Wingdings" w:hAnsi="Wingdings" w:hint="default"/>
+        <w:sz w:val="20"/>
+      </w:rPr>
+    </w:lvl>
+    <w:lvl w:ilvl="7" w:tentative="1">
+      <w:start w:val="1"/>
+      <w:numFmt w:val="bullet"/>
+      <w:lvlText w:val=""/>
+      <w:lvlJc w:val="left"/>
+      <w:pPr>
+        <w:tabs>
+          <w:tab w:val="num" w:pos="5760"/>
+        </w:tabs>
+        <w:ind w:left="5760" w:hanging="360"/>
+      </w:pPr>
+      <w:rPr>
+        <w:rFonts w:ascii="Wingdings" w:hAnsi="Wingdings" w:hint="default"/>
+        <w:sz w:val="20"/>
+      </w:rPr>
+    </w:lvl>
+    <w:lvl w:ilvl="8" w:tentative="1">
+      <w:start w:val="1"/>
+      <w:numFmt w:val="bullet"/>
+      <w:lvlText w:val=""/>
+      <w:lvlJc w:val="left"/>
+      <w:pPr>
+        <w:tabs>
+          <w:tab w:val="num" w:pos="6480"/>
+        </w:tabs>
+        <w:ind w:left="6480" w:hanging="360"/>
+      </w:pPr>
+      <w:rPr>
+        <w:rFonts w:ascii="Wingdings" w:hAnsi="Wingdings" w:hint="default"/>
+        <w:sz w:val="20"/>
+      </w:rPr>
+    </w:lvl>
+  </w:abstractNum>
   <w:num w:numId="1" w16cid:durableId="1054545308">
     <w:abstractNumId w:val="0"/>
+  </w:num>
+  <w:num w:numId="2" w16cid:durableId="1129126486">
+    <w:abstractNumId w:val="2"/>
+  </w:num>
+  <w:num w:numId="3" w16cid:durableId="1371877552">
+    <w:abstractNumId w:val="1"/>
   </w:num>
 </w:numbering>
 </file>
@@ -12250,6 +12391,17 @@
       <w:spacing w:val="5"/>
     </w:rPr>
   </w:style>
+  <w:style w:type="paragraph" w:styleId="NormalWeb">
+    <w:name w:val="Normal (Web)"/>
+    <w:basedOn w:val="Normal"/>
+    <w:uiPriority w:val="99"/>
+    <w:semiHidden/>
+    <w:unhideWhenUsed/>
+    <w:rsid w:val="00487DC1"/>
+    <w:rPr>
+      <w:rFonts w:ascii="Times New Roman" w:hAnsi="Times New Roman" w:cs="Times New Roman"/>
+    </w:rPr>
+  </w:style>
 </w:styles>
 </file>
 
